--- a/data/sample-contracts/eval/eval-01-harborview.docx
+++ b/data/sample-contracts/eval/eval-01-harborview.docx
@@ -25,7 +25,7 @@
     </w:p>
     <w:p>
       <w:r>
-        <w:t xml:space="preserve">Hotel will hold a block of 340 guest rooms on the peak night at a group rate of $289.00 per room, per night, single or double occupancy, exclusive of applicable state and local occupancy taxes. Group's contracted food and beverage minimum for the event is $185,000.00.</w:t>
+        <w:t xml:space="preserve">Hotel will hold a block of 340 guest rooms on the peak night at a group rate of $289.00 per room, per night, single or double occupancy, exclusive of applicable state and local occupancy taxes.</w:t>
       </w:r>
     </w:p>
     <w:tbl>
